--- a/_docs_/trim01/04_requisitos/ControlStore_IEEE830.docx
+++ b/_docs_/trim01/04_requisitos/ControlStore_IEEE830.docx
@@ -451,7 +451,7 @@
           <w:color w:val="000000"/>
           <w:sz w:val="21"/>
         </w:rPr>
-        <w:t>CONTROL STORE es un sistema de información web que digitaliza e integra las operaciones del Autoservicio Ayuelal. Sus módulos son: Gestión de Usuarios (autenticación y roles), Inventario y Productos (registro, alertas de vencimiento y reabastecimiento), Ventas y Caja (transacciones, cierre de caja, múltiples métodos de pago), Domicilios vía WhatsApp Chatbot (pedidos, asignación de domiciliario, seguimiento) y Reportes (gráficos e impresos). El sistema se desarrolla en Python/Django con Bootstrap y base de datos SQLite (pruebas) / PostgreSQL (producción).</w:t>
+        <w:t>CONTROL STORE es un sistema de información web que digitaliza e integra las operaciones del Autoservicio Ayuelal. Sus módulos son: Gestión de Usuarios (autenticación y roles), Inventario y Productos (registro, alertas de vencimiento y reabastecimiento), Ventas y Caja (transacciones, cierre de caja, múltiples métodos de pago), Domicilios vía WhatsApp Chatbot (pedidos, asignación de domiciliario, seguimiento) y Reportes (gráficos e impresos). El sistema se desarrolla en PHP/Laravel con Bootstrap y base de datos MySQL 8.</w:t>
       </w:r>
     </w:p>
     <w:p>
@@ -1180,7 +1180,7 @@
                 <w:color w:val="000000"/>
                 <w:sz w:val="18"/>
               </w:rPr>
-              <w:t>Django</w:t>
+              <w:t>Laravel</w:t>
             </w:r>
           </w:p>
         </w:tc>
@@ -1201,7 +1201,7 @@
                 <w:color w:val="000000"/>
                 <w:sz w:val="18"/>
               </w:rPr>
-              <w:t>Framework web de Python (versión 4.x)</w:t>
+              <w:t>Framework web de PHP (versión 11.x)</w:t>
             </w:r>
           </w:p>
         </w:tc>
@@ -1268,7 +1268,7 @@
                 <w:color w:val="000000"/>
                 <w:sz w:val="18"/>
               </w:rPr>
-              <w:t>SQLite / PostgreSQL</w:t>
+              <w:t>MySQL 8</w:t>
             </w:r>
           </w:p>
         </w:tc>
@@ -1289,7 +1289,7 @@
                 <w:color w:val="000000"/>
                 <w:sz w:val="18"/>
               </w:rPr>
-              <w:t>Motores de base de datos para pruebas y producción respectivamente</w:t>
+              <w:t>Motor de base de datos relacional usado en pruebas y en producción</w:t>
             </w:r>
           </w:p>
         </w:tc>
@@ -2207,7 +2207,7 @@
           <w:color w:val="000000"/>
           <w:sz w:val="21"/>
         </w:rPr>
-        <w:t>El sistema debe funcionar en el hardware existente del negocio (computador de facturación, celulares). La interfaz debe ser responsiva (Bootstrap 5). El lenguaje de desarrollo es Python con Django. La base de datos en pruebas es SQLite; en producción, PostgreSQL. El acceso a anulaciones, precios y reportes financieros es exclusivo del ADMIN. El módulo de domicilios se integra con WhatsApp Business API mediante un chatbot automatizado.</w:t>
+        <w:t>El sistema debe funcionar en el hardware existente del negocio (computador de facturación, celulares). La interfaz debe ser responsiva (Bootstrap 5). El lenguaje de desarrollo es PHP con Laravel. La base de datos es MySQL 8 tanto en pruebas como en producción. El acceso a anulaciones, precios y reportes financieros es exclusivo del ADMIN. El módulo de domicilios se integra con WhatsApp Business API mediante un chatbot automatizado.</w:t>
       </w:r>
     </w:p>
     <w:p>
@@ -2231,7 +2231,7 @@
           <w:color w:val="000000"/>
           <w:sz w:val="21"/>
         </w:rPr>
-        <w:t>Se asume que el negocio dispone de conexión a internet para el funcionamiento del chatbot de WhatsApp. Se asume que el propietario administrará el sistema desde un computador de escritorio. Se asume disponibilidad de cuenta WhatsApp Business para la integración del chatbot. El sistema depende de Django 4.x y Python 3.10+ instalados en el servidor.</w:t>
+        <w:t>Se asume que el negocio dispone de conexión a internet para el funcionamiento del chatbot de WhatsApp. Se asume que el propietario administrará el sistema desde un computador de escritorio. Se asume disponibilidad de cuenta WhatsApp Business para la integración del chatbot. El sistema depende de Laravel 11 y PHP 8.2+ instalados en el servidor.</w:t>
       </w:r>
     </w:p>
     <w:p>
@@ -2268,7 +2268,7 @@
           <w:color w:val="000000"/>
           <w:sz w:val="21"/>
         </w:rPr>
-        <w:t>La interfaz de usuario es una aplicación web responsiva en Bootstrap 5, con menú lateral por rol, dashboard de indicadores clave (ventas del día, alertas de inventario), formularios con validación y tablas paginadas. El hardware contempla: computador de escritorio (administración), lector de código de barras USB y celulares de los empleados. Las interfaces de software utilizan Python 3.10+, Django 4.x, Bootstrap 5, SQLite/PostgreSQL y WhatsApp Business API para el chatbot de domicilios. La comunicación se realiza por HTTP/HTTPS.</w:t>
+        <w:t>La interfaz de usuario es una aplicación web responsiva en Bootstrap 5, con menú lateral por rol, dashboard de indicadores clave (ventas del día, alertas de inventario), formularios con validación y tablas paginadas. El hardware contempla: computador de escritorio (administración), lector de código de barras USB y celulares de los empleados. Las interfaces de software utilizan PHP 8.2+, Laravel 11, Bootstrap 5, MySQL 8 y WhatsApp Business API para el chatbot de domicilios. La comunicación se realiza por HTTP/HTTPS.</w:t>
       </w:r>
     </w:p>
     <w:p>
@@ -25199,7 +25199,7 @@
                 <w:color w:val="000000"/>
                 <w:sz w:val="19"/>
               </w:rPr>
-              <w:t>El sistema debe poder ejecutarse en SQLite (ambiente de pruebas) y PostgreSQL (producción) sin requerir cambios en el código fuente. El sistema deberá poder desplegarse en servidores Linux (Ubuntu 22.04) o Windows Server.</w:t>
+              <w:t>El sistema debe poder ejecutarse sobre MySQL 8 tanto en ambiente de pruebas como en producción, sin requerir cambios en el código fuente. El sistema deberá poder desplegarse en servidores Linux (Ubuntu 22.04) o Windows Server.</w:t>
             </w:r>
           </w:p>
         </w:tc>
@@ -25468,7 +25468,7 @@
                 <w:color w:val="000000"/>
                 <w:sz w:val="19"/>
               </w:rPr>
-              <w:t>El código fuente del sistema debe estar organizado siguiendo el patrón MTV de Django (Model – Template – View), con comentarios en funciones clave y nombres de variables descriptivos en español. Cada módulo debe estar separado como aplicación Django independiente.</w:t>
+              <w:t>El código fuente del sistema debe estar organizado siguiendo el patrón MVC de Laravel (Model – View – Controller), con comentarios en funciones clave y nombres de variables descriptivos en español. Cada módulo debe estar separado con sus propios controladores y modelos independientes.</w:t>
             </w:r>
           </w:p>
         </w:tc>
